--- a/uploads/Proposta/Proposta_EVENTO PROSPECÇÃO_.docx
+++ b/uploads/Proposta/Proposta_EVENTO PROSPECÇÃO_.docx
@@ -273,7 +273,7 @@
                 <w:szCs w:val="24"/>
                 <w:u w:val="single"/>
               </w:rPr>
-              <w:t xml:space="preserve">EVENTO PROSPECÇÃO – Local: MARINA DA GLÓRIA </w:t>
+              <w:t xml:space="preserve">EVENTO PROSPECÇÃO – Local: SÃO PAULO EXPO </w:t>
             </w:r>
           </w:p>
         </w:tc>
@@ -333,7 +333,7 @@
                 <w:szCs w:val="24"/>
                 <w:u w:val="single"/>
               </w:rPr>
-              <w:t xml:space="preserve">MARINA DA GLÓRIA</w:t>
+              <w:t xml:space="preserve">PAVILHÃO 1</w:t>
             </w:r>
           </w:p>
         </w:tc>
@@ -389,7 +389,7 @@
                 <w:szCs w:val="24"/>
                 <w:u w:val="single"/>
               </w:rPr>
-              <w:t xml:space="preserve">19/06/2026 ATÉ: 19/06/2026</w:t>
+              <w:t xml:space="preserve">11/12/2026 ATÉ: 11/12/2026</w:t>
             </w:r>
           </w:p>
         </w:tc>
@@ -445,7 +445,7 @@
                 <w:szCs w:val="24"/>
                 <w:u w:val="single"/>
               </w:rPr>
-              <w:t xml:space="preserve">20/06/2026 ATÉ: 22/06/2026</w:t>
+              <w:t xml:space="preserve">11/12/2026 ATÉ: 11/12/2026</w:t>
             </w:r>
           </w:p>
         </w:tc>
@@ -501,7 +501,7 @@
                 <w:szCs w:val="24"/>
                 <w:u w:val="single"/>
               </w:rPr>
-              <w:t xml:space="preserve">23/06/2026 ATÉ: 25/06/2026</w:t>
+              <w:t xml:space="preserve">11/12/2026 ATÉ: 11/12/2026</w:t>
             </w:r>
           </w:p>
         </w:tc>
@@ -564,7 +564,7 @@
                 <w:szCs w:val="24"/>
                 <w:u w:val="single"/>
               </w:rPr>
-              <w:t xml:space="preserve">26/06/2026 ATÉ: 26/06/2026</w:t>
+              <w:t xml:space="preserve">11/11/2026 ATÉ: 11/11/2026</w:t>
             </w:r>
           </w:p>
         </w:tc>
@@ -944,7 +944,7 @@
           <w:sz w:val="24"/>
           <w:szCs w:val="24"/>
         </w:rPr>
-        <w:t xml:space="preserve">• 1 Sistema De Caex, (MANUAL), 1 Diária(s), de: 19/06/2026 até: 19/06/2026</w:t>
+        <w:t xml:space="preserve">• 6 Atendente De Malex, 1 Diária(s), de: 11/09/2026 até: 11/09/2026</w:t>
       </w:r>
     </w:p>
     <w:p>
@@ -964,67 +964,7 @@
           <w:sz w:val="24"/>
           <w:szCs w:val="24"/>
         </w:rPr>
-        <w:t xml:space="preserve">• 1 Assistente De Atendimento - Pré Evento, 30 Diária(s), de: 22/05/2026 até: 20/06/2026</w:t>
-      </w:r>
-    </w:p>
-    <w:p>
-      <w:pPr>
-        <w:pStyle w:val="PargrafodaLista"/>
-        <w:spacing w:line="285" w:lineRule="atLeast"/>
-        <w:ind w:left="0"/>
-        <w:rPr>
-          <w:rFonts w:ascii="Abel" w:hAnsi="Abel"/>
-          <w:sz w:val="24"/>
-          <w:szCs w:val="24"/>
-        </w:rPr>
-      </w:pPr>
-      <w:r>
-        <w:rPr>
-          <w:rFonts w:ascii="Abel" w:hAnsi="Abel"/>
-          <w:sz w:val="24"/>
-          <w:szCs w:val="24"/>
-        </w:rPr>
-        <w:t xml:space="preserve">• 2 Atendimento Mono, 6 Diária(s), de: 20/06/2026 até: 25/06/2026</w:t>
-      </w:r>
-    </w:p>
-    <w:p>
-      <w:pPr>
-        <w:pStyle w:val="PargrafodaLista"/>
-        <w:spacing w:line="285" w:lineRule="atLeast"/>
-        <w:ind w:left="0"/>
-        <w:rPr>
-          <w:rFonts w:ascii="Abel" w:hAnsi="Abel"/>
-          <w:sz w:val="24"/>
-          <w:szCs w:val="24"/>
-        </w:rPr>
-      </w:pPr>
-      <w:r>
-        <w:rPr>
-          <w:rFonts w:ascii="Abel" w:hAnsi="Abel"/>
-          <w:sz w:val="24"/>
-          <w:szCs w:val="24"/>
-        </w:rPr>
-        <w:t xml:space="preserve">• 1 Coordenador De Caex, 6 Diária(s), de: 20/03/2026 até: 25/03/2026</w:t>
-      </w:r>
-    </w:p>
-    <w:p>
-      <w:pPr>
-        <w:pStyle w:val="PargrafodaLista"/>
-        <w:spacing w:line="285" w:lineRule="atLeast"/>
-        <w:ind w:left="0"/>
-        <w:rPr>
-          <w:rFonts w:ascii="Abel" w:hAnsi="Abel"/>
-          <w:sz w:val="24"/>
-          <w:szCs w:val="24"/>
-        </w:rPr>
-      </w:pPr>
-      <w:r>
-        <w:rPr>
-          <w:rFonts w:ascii="Abel" w:hAnsi="Abel"/>
-          <w:sz w:val="24"/>
-          <w:szCs w:val="24"/>
-        </w:rPr>
-        <w:t xml:space="preserve">• 1 TéCnico De Ti, 6 Diária(s), de: 20/06/2026 até: 25/06/2026</w:t>
+        <w:t xml:space="preserve">• 1 Coordenador De Staff, 1 Diária(s), de: 11/12/2026 até: 11/12/2026</w:t>
       </w:r>
     </w:p>
     <w:p>
@@ -1117,67 +1057,7 @@
           <w:sz w:val="24"/>
           <w:szCs w:val="24"/>
         </w:rPr>
-        <w:t xml:space="preserve">• 1 Impressora Multifuncional, 6 Diária(s), de: 20/06/2026 até: 25/06/2026</w:t>
-      </w:r>
-    </w:p>
-    <w:p>
-      <w:pPr>
-        <w:pStyle w:val="PargrafodaLista"/>
-        <w:spacing w:line="285" w:lineRule="atLeast"/>
-        <w:ind w:left="0"/>
-        <w:rPr>
-          <w:rFonts w:ascii="Abel" w:hAnsi="Abel"/>
-          <w:sz w:val="24"/>
-          <w:szCs w:val="24"/>
-        </w:rPr>
-      </w:pPr>
-      <w:r>
-        <w:rPr>
-          <w:rFonts w:ascii="Abel" w:hAnsi="Abel"/>
-          <w:sz w:val="24"/>
-          <w:szCs w:val="24"/>
-        </w:rPr>
-        <w:t xml:space="preserve">• 1 Suprimentos, 1 Diária(s), de: 20/06/2026 até: 20/06/2026</w:t>
-      </w:r>
-    </w:p>
-    <w:p>
-      <w:pPr>
-        <w:pStyle w:val="PargrafodaLista"/>
-        <w:spacing w:line="285" w:lineRule="atLeast"/>
-        <w:ind w:left="0"/>
-        <w:rPr>
-          <w:rFonts w:ascii="Abel" w:hAnsi="Abel"/>
-          <w:sz w:val="24"/>
-          <w:szCs w:val="24"/>
-        </w:rPr>
-      </w:pPr>
-      <w:r>
-        <w:rPr>
-          <w:rFonts w:ascii="Abel" w:hAnsi="Abel"/>
-          <w:sz w:val="24"/>
-          <w:szCs w:val="24"/>
-        </w:rPr>
-        <w:t xml:space="preserve">• 2 Impressora De Etiqueta, 6 Diária(s), de: 20/06/2026 até: 25/06/2026</w:t>
-      </w:r>
-    </w:p>
-    <w:p>
-      <w:pPr>
-        <w:pStyle w:val="PargrafodaLista"/>
-        <w:spacing w:line="285" w:lineRule="atLeast"/>
-        <w:ind w:left="0"/>
-        <w:rPr>
-          <w:rFonts w:ascii="Abel" w:hAnsi="Abel"/>
-          <w:sz w:val="24"/>
-          <w:szCs w:val="24"/>
-        </w:rPr>
-      </w:pPr>
-      <w:r>
-        <w:rPr>
-          <w:rFonts w:ascii="Abel" w:hAnsi="Abel"/>
-          <w:sz w:val="24"/>
-          <w:szCs w:val="24"/>
-        </w:rPr>
-        <w:t xml:space="preserve">• 2 Notebook, 6 Diária(s), de: 20/06/2026 até: 25/06/2026</w:t>
+        <w:t xml:space="preserve">• 1 Suprimentos, (PULSEIRAS), 1 Diária(s), de: 11/09/2026 até: 11/09/2026</w:t>
       </w:r>
     </w:p>
     <w:p>
@@ -1452,7 +1332,7 @@
           <w:sz w:val="24"/>
           <w:szCs w:val="24"/>
         </w:rPr>
-        <w:t xml:space="preserve">R$ 52.525,28</w:t>
+        <w:t xml:space="preserve">R$ 16.911,00</w:t>
       </w:r>
       <w:r>
         <w:rPr>
@@ -1631,7 +1511,7 @@
           <w:i/>
           <w:iCs/>
         </w:rPr>
-        <w:t xml:space="preserve">26/03/2026</w:t>
+        <w:t xml:space="preserve">03/09/2026</w:t>
       </w:r>
     </w:p>
     <w:p>
